--- a/MATERIAIS PUBLICADOS/RH E SERVIDOR/Anexo VII - NOVA SOLICITAÇÃO DE FÉRIAS.docx
+++ b/MATERIAIS PUBLICADOS/RH E SERVIDOR/Anexo VII - NOVA SOLICITAÇÃO DE FÉRIAS.docx
@@ -1,6 +1,6 @@
 
 <file path=word/document.xml><?xml version="1.0" encoding="utf-8"?>
-<w:document xmlns:wpc="http://schemas.microsoft.com/office/word/2010/wordprocessingCanvas" xmlns:cx="http://schemas.microsoft.com/office/drawing/2014/chartex" xmlns:cx1="http://schemas.microsoft.com/office/drawing/2015/9/8/chartex" xmlns:cx2="http://schemas.microsoft.com/office/drawing/2015/10/21/chartex" xmlns:cx3="http://schemas.microsoft.com/office/drawing/2016/5/9/chartex" xmlns:cx4="http://schemas.microsoft.com/office/drawing/2016/5/10/chartex" xmlns:cx5="http://schemas.microsoft.com/office/drawing/2016/5/11/chartex" xmlns:cx6="http://schemas.microsoft.com/office/drawing/2016/5/12/chartex" xmlns:cx7="http://schemas.microsoft.com/office/drawing/2016/5/13/chartex" xmlns:cx8="http://schemas.microsoft.com/office/drawing/2016/5/14/chartex" xmlns:mc="http://schemas.openxmlformats.org/markup-compatibility/2006" xmlns:aink="http://schemas.microsoft.com/office/drawing/2016/ink" xmlns:am3d="http://schemas.microsoft.com/office/drawing/2017/model3d" xmlns:o="urn:schemas-microsoft-com:office:office" xmlns:r="http://schemas.openxmlformats.org/officeDocument/2006/relationships" xmlns:m="http://schemas.openxmlformats.org/officeDocument/2006/math" xmlns:v="urn:schemas-microsoft-com:vml" xmlns:wp14="http://schemas.microsoft.com/office/word/2010/wordprocessingDrawing" xmlns:wp="http://schemas.openxmlformats.org/drawingml/2006/wordprocessingDrawing" xmlns:w10="urn:schemas-microsoft-com:office:word" xmlns:w="http://schemas.openxmlformats.org/wordprocessingml/2006/main" xmlns:w14="http://schemas.microsoft.com/office/word/2010/wordml" xmlns:w15="http://schemas.microsoft.com/office/word/2012/wordml" xmlns:w16cex="http://schemas.microsoft.com/office/word/2018/wordml/cex" xmlns:w16cid="http://schemas.microsoft.com/office/word/2016/wordml/cid" xmlns:w16="http://schemas.microsoft.com/office/word/2018/wordml" xmlns:w16sdtdh="http://schemas.microsoft.com/office/word/2020/wordml/sdtdatahash" xmlns:w16se="http://schemas.microsoft.com/office/word/2015/wordml/symex" xmlns:wpg="http://schemas.microsoft.com/office/word/2010/wordprocessingGroup" xmlns:wpi="http://schemas.microsoft.com/office/word/2010/wordprocessingInk" xmlns:wne="http://schemas.microsoft.com/office/word/2006/wordml" xmlns:wps="http://schemas.microsoft.com/office/word/2010/wordprocessingShape" mc:Ignorable="w14 w15 w16se w16cid w16 w16cex w16sdtdh wp14">
+<w:document xmlns:wpc="http://schemas.microsoft.com/office/word/2010/wordprocessingCanvas" xmlns:cx="http://schemas.microsoft.com/office/drawing/2014/chartex" xmlns:cx1="http://schemas.microsoft.com/office/drawing/2015/9/8/chartex" xmlns:cx2="http://schemas.microsoft.com/office/drawing/2015/10/21/chartex" xmlns:cx3="http://schemas.microsoft.com/office/drawing/2016/5/9/chartex" xmlns:cx4="http://schemas.microsoft.com/office/drawing/2016/5/10/chartex" xmlns:cx5="http://schemas.microsoft.com/office/drawing/2016/5/11/chartex" xmlns:cx6="http://schemas.microsoft.com/office/drawing/2016/5/12/chartex" xmlns:cx7="http://schemas.microsoft.com/office/drawing/2016/5/13/chartex" xmlns:cx8="http://schemas.microsoft.com/office/drawing/2016/5/14/chartex" xmlns:mc="http://schemas.openxmlformats.org/markup-compatibility/2006" xmlns:aink="http://schemas.microsoft.com/office/drawing/2016/ink" xmlns:am3d="http://schemas.microsoft.com/office/drawing/2017/model3d" xmlns:o="urn:schemas-microsoft-com:office:office" xmlns:oel="http://schemas.microsoft.com/office/2019/extlst" xmlns:r="http://schemas.openxmlformats.org/officeDocument/2006/relationships" xmlns:m="http://schemas.openxmlformats.org/officeDocument/2006/math" xmlns:v="urn:schemas-microsoft-com:vml" xmlns:wp14="http://schemas.microsoft.com/office/word/2010/wordprocessingDrawing" xmlns:wp="http://schemas.openxmlformats.org/drawingml/2006/wordprocessingDrawing" xmlns:w10="urn:schemas-microsoft-com:office:word" xmlns:w="http://schemas.openxmlformats.org/wordprocessingml/2006/main" xmlns:w14="http://schemas.microsoft.com/office/word/2010/wordml" xmlns:w15="http://schemas.microsoft.com/office/word/2012/wordml" xmlns:w16cex="http://schemas.microsoft.com/office/word/2018/wordml/cex" xmlns:w16cid="http://schemas.microsoft.com/office/word/2016/wordml/cid" xmlns:w16="http://schemas.microsoft.com/office/word/2018/wordml" xmlns:w16du="http://schemas.microsoft.com/office/word/2023/wordml/word16du" xmlns:w16sdtdh="http://schemas.microsoft.com/office/word/2020/wordml/sdtdatahash" xmlns:w16sdtfl="http://schemas.microsoft.com/office/word/2024/wordml/sdtformatlock" xmlns:w16se="http://schemas.microsoft.com/office/word/2015/wordml/symex" xmlns:wpg="http://schemas.microsoft.com/office/word/2010/wordprocessingGroup" xmlns:wpi="http://schemas.microsoft.com/office/word/2010/wordprocessingInk" xmlns:wne="http://schemas.microsoft.com/office/word/2006/wordml" xmlns:wps="http://schemas.microsoft.com/office/word/2010/wordprocessingShape" mc:Ignorable="w14 w15 w16se w16cid w16 w16cex w16sdtdh w16sdtfl w16du wp14">
   <w:body>
     <w:p>
       <w:pPr>
@@ -66,25 +66,7 @@
           <w:sz w:val="24"/>
           <w:szCs w:val="24"/>
         </w:rPr>
-        <w:t xml:space="preserve"> </w:t>
-      </w:r>
-      <w:proofErr w:type="spellStart"/>
-      <w:r>
-        <w:rPr>
-          <w:rFonts w:ascii="Arial" w:hAnsi="Arial" w:cs="Arial"/>
-          <w:sz w:val="24"/>
-          <w:szCs w:val="24"/>
-        </w:rPr>
-        <w:t>de</w:t>
-      </w:r>
-      <w:proofErr w:type="spellEnd"/>
-      <w:r>
-        <w:rPr>
-          <w:rFonts w:ascii="Arial" w:hAnsi="Arial" w:cs="Arial"/>
-          <w:sz w:val="24"/>
-          <w:szCs w:val="24"/>
-        </w:rPr>
-        <w:t xml:space="preserve"> 202</w:t>
+        <w:t xml:space="preserve"> de 202</w:t>
       </w:r>
       <w:r>
         <w:rPr>
@@ -359,23 +341,7 @@
           <w:rFonts w:ascii="Arial" w:hAnsi="Arial" w:cs="Arial"/>
           <w:sz w:val="24"/>
         </w:rPr>
-        <w:t xml:space="preserve">_ </w:t>
-      </w:r>
-      <w:proofErr w:type="spellStart"/>
-      <w:r>
-        <w:rPr>
-          <w:rFonts w:ascii="Arial" w:hAnsi="Arial" w:cs="Arial"/>
-          <w:sz w:val="24"/>
-        </w:rPr>
-        <w:t>dias</w:t>
-      </w:r>
-      <w:proofErr w:type="spellEnd"/>
-      <w:r>
-        <w:rPr>
-          <w:rFonts w:ascii="Arial" w:hAnsi="Arial" w:cs="Arial"/>
-          <w:sz w:val="24"/>
-        </w:rPr>
-        <w:t>.</w:t>
+        <w:t>_ dias.</w:t>
       </w:r>
     </w:p>
     <w:p>
@@ -408,7 +374,6 @@
           <w:rFonts w:ascii="Arial" w:hAnsi="Arial" w:cs="Arial"/>
         </w:rPr>
       </w:pPr>
-      <w:proofErr w:type="gramStart"/>
       <w:r>
         <w:rPr>
           <w:rFonts w:ascii="Arial" w:hAnsi="Arial" w:cs="Arial"/>
@@ -425,14 +390,7 @@
         <w:rPr>
           <w:rFonts w:ascii="Arial" w:hAnsi="Arial" w:cs="Arial"/>
         </w:rPr>
-        <w:t>)</w:t>
-      </w:r>
-      <w:proofErr w:type="gramEnd"/>
-      <w:r>
-        <w:rPr>
-          <w:rFonts w:ascii="Arial" w:hAnsi="Arial" w:cs="Arial"/>
-        </w:rPr>
-        <w:t xml:space="preserve">  R</w:t>
+        <w:t>)  R</w:t>
       </w:r>
       <w:r>
         <w:rPr>
@@ -453,7 +411,6 @@
           <w:rFonts w:ascii="Arial" w:hAnsi="Arial" w:cs="Arial"/>
         </w:rPr>
       </w:pPr>
-      <w:proofErr w:type="gramStart"/>
       <w:r>
         <w:rPr>
           <w:rFonts w:ascii="Arial" w:hAnsi="Arial" w:cs="Arial"/>
@@ -470,14 +427,7 @@
         <w:rPr>
           <w:rFonts w:ascii="Arial" w:hAnsi="Arial" w:cs="Arial"/>
         </w:rPr>
-        <w:t xml:space="preserve"> )</w:t>
-      </w:r>
-      <w:proofErr w:type="gramEnd"/>
-      <w:r>
-        <w:rPr>
-          <w:rFonts w:ascii="Arial" w:hAnsi="Arial" w:cs="Arial"/>
-        </w:rPr>
-        <w:t xml:space="preserve"> R</w:t>
+        <w:t xml:space="preserve"> ) R</w:t>
       </w:r>
       <w:r>
         <w:rPr>
@@ -498,7 +448,6 @@
           <w:rFonts w:ascii="Arial" w:hAnsi="Arial" w:cs="Arial"/>
         </w:rPr>
       </w:pPr>
-      <w:proofErr w:type="gramStart"/>
       <w:r>
         <w:rPr>
           <w:rFonts w:ascii="Arial" w:hAnsi="Arial" w:cs="Arial"/>
@@ -515,14 +464,7 @@
         <w:rPr>
           <w:rFonts w:ascii="Arial" w:hAnsi="Arial" w:cs="Arial"/>
         </w:rPr>
-        <w:t xml:space="preserve"> )</w:t>
-      </w:r>
-      <w:proofErr w:type="gramEnd"/>
-      <w:r>
-        <w:rPr>
-          <w:rFonts w:ascii="Arial" w:hAnsi="Arial" w:cs="Arial"/>
-        </w:rPr>
-        <w:t xml:space="preserve"> R</w:t>
+        <w:t xml:space="preserve"> ) R</w:t>
       </w:r>
       <w:r>
         <w:rPr>
@@ -701,7 +643,7 @@
 </file>
 
 <file path=word/endnotes.xml><?xml version="1.0" encoding="utf-8"?>
-<w:endnotes xmlns:wpc="http://schemas.microsoft.com/office/word/2010/wordprocessingCanvas" xmlns:cx="http://schemas.microsoft.com/office/drawing/2014/chartex" xmlns:cx1="http://schemas.microsoft.com/office/drawing/2015/9/8/chartex" xmlns:cx2="http://schemas.microsoft.com/office/drawing/2015/10/21/chartex" xmlns:cx3="http://schemas.microsoft.com/office/drawing/2016/5/9/chartex" xmlns:cx4="http://schemas.microsoft.com/office/drawing/2016/5/10/chartex" xmlns:cx5="http://schemas.microsoft.com/office/drawing/2016/5/11/chartex" xmlns:cx6="http://schemas.microsoft.com/office/drawing/2016/5/12/chartex" xmlns:cx7="http://schemas.microsoft.com/office/drawing/2016/5/13/chartex" xmlns:cx8="http://schemas.microsoft.com/office/drawing/2016/5/14/chartex" xmlns:mc="http://schemas.openxmlformats.org/markup-compatibility/2006" xmlns:aink="http://schemas.microsoft.com/office/drawing/2016/ink" xmlns:am3d="http://schemas.microsoft.com/office/drawing/2017/model3d" xmlns:o="urn:schemas-microsoft-com:office:office" xmlns:r="http://schemas.openxmlformats.org/officeDocument/2006/relationships" xmlns:m="http://schemas.openxmlformats.org/officeDocument/2006/math" xmlns:v="urn:schemas-microsoft-com:vml" xmlns:wp14="http://schemas.microsoft.com/office/word/2010/wordprocessingDrawing" xmlns:wp="http://schemas.openxmlformats.org/drawingml/2006/wordprocessingDrawing" xmlns:w10="urn:schemas-microsoft-com:office:word" xmlns:w="http://schemas.openxmlformats.org/wordprocessingml/2006/main" xmlns:w14="http://schemas.microsoft.com/office/word/2010/wordml" xmlns:w15="http://schemas.microsoft.com/office/word/2012/wordml" xmlns:w16cex="http://schemas.microsoft.com/office/word/2018/wordml/cex" xmlns:w16cid="http://schemas.microsoft.com/office/word/2016/wordml/cid" xmlns:w16="http://schemas.microsoft.com/office/word/2018/wordml" xmlns:w16sdtdh="http://schemas.microsoft.com/office/word/2020/wordml/sdtdatahash" xmlns:w16se="http://schemas.microsoft.com/office/word/2015/wordml/symex" xmlns:wpg="http://schemas.microsoft.com/office/word/2010/wordprocessingGroup" xmlns:wpi="http://schemas.microsoft.com/office/word/2010/wordprocessingInk" xmlns:wne="http://schemas.microsoft.com/office/word/2006/wordml" xmlns:wps="http://schemas.microsoft.com/office/word/2010/wordprocessingShape" mc:Ignorable="w14 w15 w16se w16cid w16 w16cex w16sdtdh wp14">
+<w:endnotes xmlns:wpc="http://schemas.microsoft.com/office/word/2010/wordprocessingCanvas" xmlns:cx="http://schemas.microsoft.com/office/drawing/2014/chartex" xmlns:cx1="http://schemas.microsoft.com/office/drawing/2015/9/8/chartex" xmlns:cx2="http://schemas.microsoft.com/office/drawing/2015/10/21/chartex" xmlns:cx3="http://schemas.microsoft.com/office/drawing/2016/5/9/chartex" xmlns:cx4="http://schemas.microsoft.com/office/drawing/2016/5/10/chartex" xmlns:cx5="http://schemas.microsoft.com/office/drawing/2016/5/11/chartex" xmlns:cx6="http://schemas.microsoft.com/office/drawing/2016/5/12/chartex" xmlns:cx7="http://schemas.microsoft.com/office/drawing/2016/5/13/chartex" xmlns:cx8="http://schemas.microsoft.com/office/drawing/2016/5/14/chartex" xmlns:mc="http://schemas.openxmlformats.org/markup-compatibility/2006" xmlns:aink="http://schemas.microsoft.com/office/drawing/2016/ink" xmlns:am3d="http://schemas.microsoft.com/office/drawing/2017/model3d" xmlns:o="urn:schemas-microsoft-com:office:office" xmlns:oel="http://schemas.microsoft.com/office/2019/extlst" xmlns:r="http://schemas.openxmlformats.org/officeDocument/2006/relationships" xmlns:m="http://schemas.openxmlformats.org/officeDocument/2006/math" xmlns:v="urn:schemas-microsoft-com:vml" xmlns:wp14="http://schemas.microsoft.com/office/word/2010/wordprocessingDrawing" xmlns:wp="http://schemas.openxmlformats.org/drawingml/2006/wordprocessingDrawing" xmlns:w10="urn:schemas-microsoft-com:office:word" xmlns:w="http://schemas.openxmlformats.org/wordprocessingml/2006/main" xmlns:w14="http://schemas.microsoft.com/office/word/2010/wordml" xmlns:w15="http://schemas.microsoft.com/office/word/2012/wordml" xmlns:w16cex="http://schemas.microsoft.com/office/word/2018/wordml/cex" xmlns:w16cid="http://schemas.microsoft.com/office/word/2016/wordml/cid" xmlns:w16="http://schemas.microsoft.com/office/word/2018/wordml" xmlns:w16du="http://schemas.microsoft.com/office/word/2023/wordml/word16du" xmlns:w16sdtdh="http://schemas.microsoft.com/office/word/2020/wordml/sdtdatahash" xmlns:w16sdtfl="http://schemas.microsoft.com/office/word/2024/wordml/sdtformatlock" xmlns:w16se="http://schemas.microsoft.com/office/word/2015/wordml/symex" xmlns:wpg="http://schemas.microsoft.com/office/word/2010/wordprocessingGroup" xmlns:wpi="http://schemas.microsoft.com/office/word/2010/wordprocessingInk" xmlns:wne="http://schemas.microsoft.com/office/word/2006/wordml" xmlns:wps="http://schemas.microsoft.com/office/word/2010/wordprocessingShape" mc:Ignorable="w14 w15 w16se w16cid w16 w16cex w16sdtdh w16sdtfl w16du wp14">
   <w:endnote w:type="separator" w:id="-1">
     <w:p>
       <w:pPr>
@@ -726,7 +668,7 @@
 </file>
 
 <file path=word/footer1.xml><?xml version="1.0" encoding="utf-8"?>
-<w:ftr xmlns:wpc="http://schemas.microsoft.com/office/word/2010/wordprocessingCanvas" xmlns:cx="http://schemas.microsoft.com/office/drawing/2014/chartex" xmlns:cx1="http://schemas.microsoft.com/office/drawing/2015/9/8/chartex" xmlns:cx2="http://schemas.microsoft.com/office/drawing/2015/10/21/chartex" xmlns:cx3="http://schemas.microsoft.com/office/drawing/2016/5/9/chartex" xmlns:cx4="http://schemas.microsoft.com/office/drawing/2016/5/10/chartex" xmlns:cx5="http://schemas.microsoft.com/office/drawing/2016/5/11/chartex" xmlns:cx6="http://schemas.microsoft.com/office/drawing/2016/5/12/chartex" xmlns:cx7="http://schemas.microsoft.com/office/drawing/2016/5/13/chartex" xmlns:cx8="http://schemas.microsoft.com/office/drawing/2016/5/14/chartex" xmlns:mc="http://schemas.openxmlformats.org/markup-compatibility/2006" xmlns:aink="http://schemas.microsoft.com/office/drawing/2016/ink" xmlns:am3d="http://schemas.microsoft.com/office/drawing/2017/model3d" xmlns:o="urn:schemas-microsoft-com:office:office" xmlns:r="http://schemas.openxmlformats.org/officeDocument/2006/relationships" xmlns:m="http://schemas.openxmlformats.org/officeDocument/2006/math" xmlns:v="urn:schemas-microsoft-com:vml" xmlns:wp14="http://schemas.microsoft.com/office/word/2010/wordprocessingDrawing" xmlns:wp="http://schemas.openxmlformats.org/drawingml/2006/wordprocessingDrawing" xmlns:w10="urn:schemas-microsoft-com:office:word" xmlns:w="http://schemas.openxmlformats.org/wordprocessingml/2006/main" xmlns:w14="http://schemas.microsoft.com/office/word/2010/wordml" xmlns:w15="http://schemas.microsoft.com/office/word/2012/wordml" xmlns:w16cex="http://schemas.microsoft.com/office/word/2018/wordml/cex" xmlns:w16cid="http://schemas.microsoft.com/office/word/2016/wordml/cid" xmlns:w16="http://schemas.microsoft.com/office/word/2018/wordml" xmlns:w16sdtdh="http://schemas.microsoft.com/office/word/2020/wordml/sdtdatahash" xmlns:w16se="http://schemas.microsoft.com/office/word/2015/wordml/symex" xmlns:wpg="http://schemas.microsoft.com/office/word/2010/wordprocessingGroup" xmlns:wpi="http://schemas.microsoft.com/office/word/2010/wordprocessingInk" xmlns:wne="http://schemas.microsoft.com/office/word/2006/wordml" xmlns:wps="http://schemas.microsoft.com/office/word/2010/wordprocessingShape" mc:Ignorable="w14 w15 w16se w16cid w16 w16cex w16sdtdh wp14">
+<w:ftr xmlns:wpc="http://schemas.microsoft.com/office/word/2010/wordprocessingCanvas" xmlns:cx="http://schemas.microsoft.com/office/drawing/2014/chartex" xmlns:cx1="http://schemas.microsoft.com/office/drawing/2015/9/8/chartex" xmlns:cx2="http://schemas.microsoft.com/office/drawing/2015/10/21/chartex" xmlns:cx3="http://schemas.microsoft.com/office/drawing/2016/5/9/chartex" xmlns:cx4="http://schemas.microsoft.com/office/drawing/2016/5/10/chartex" xmlns:cx5="http://schemas.microsoft.com/office/drawing/2016/5/11/chartex" xmlns:cx6="http://schemas.microsoft.com/office/drawing/2016/5/12/chartex" xmlns:cx7="http://schemas.microsoft.com/office/drawing/2016/5/13/chartex" xmlns:cx8="http://schemas.microsoft.com/office/drawing/2016/5/14/chartex" xmlns:mc="http://schemas.openxmlformats.org/markup-compatibility/2006" xmlns:aink="http://schemas.microsoft.com/office/drawing/2016/ink" xmlns:am3d="http://schemas.microsoft.com/office/drawing/2017/model3d" xmlns:o="urn:schemas-microsoft-com:office:office" xmlns:oel="http://schemas.microsoft.com/office/2019/extlst" xmlns:r="http://schemas.openxmlformats.org/officeDocument/2006/relationships" xmlns:m="http://schemas.openxmlformats.org/officeDocument/2006/math" xmlns:v="urn:schemas-microsoft-com:vml" xmlns:wp14="http://schemas.microsoft.com/office/word/2010/wordprocessingDrawing" xmlns:wp="http://schemas.openxmlformats.org/drawingml/2006/wordprocessingDrawing" xmlns:w10="urn:schemas-microsoft-com:office:word" xmlns:w="http://schemas.openxmlformats.org/wordprocessingml/2006/main" xmlns:w14="http://schemas.microsoft.com/office/word/2010/wordml" xmlns:w15="http://schemas.microsoft.com/office/word/2012/wordml" xmlns:w16cex="http://schemas.microsoft.com/office/word/2018/wordml/cex" xmlns:w16cid="http://schemas.microsoft.com/office/word/2016/wordml/cid" xmlns:w16="http://schemas.microsoft.com/office/word/2018/wordml" xmlns:w16du="http://schemas.microsoft.com/office/word/2023/wordml/word16du" xmlns:w16sdtdh="http://schemas.microsoft.com/office/word/2020/wordml/sdtdatahash" xmlns:w16sdtfl="http://schemas.microsoft.com/office/word/2024/wordml/sdtformatlock" xmlns:w16se="http://schemas.microsoft.com/office/word/2015/wordml/symex" xmlns:wpg="http://schemas.microsoft.com/office/word/2010/wordprocessingGroup" xmlns:wpi="http://schemas.microsoft.com/office/word/2010/wordprocessingInk" xmlns:wne="http://schemas.microsoft.com/office/word/2006/wordml" xmlns:wps="http://schemas.microsoft.com/office/word/2010/wordprocessingShape" mc:Ignorable="w14 w15 w16se w16cid w16 w16cex w16sdtdh w16sdtfl w16du wp14">
   <w:p>
     <w:pPr>
       <w:pStyle w:val="Rodap"/>
@@ -931,7 +873,7 @@
 </file>
 
 <file path=word/footnotes.xml><?xml version="1.0" encoding="utf-8"?>
-<w:footnotes xmlns:wpc="http://schemas.microsoft.com/office/word/2010/wordprocessingCanvas" xmlns:cx="http://schemas.microsoft.com/office/drawing/2014/chartex" xmlns:cx1="http://schemas.microsoft.com/office/drawing/2015/9/8/chartex" xmlns:cx2="http://schemas.microsoft.com/office/drawing/2015/10/21/chartex" xmlns:cx3="http://schemas.microsoft.com/office/drawing/2016/5/9/chartex" xmlns:cx4="http://schemas.microsoft.com/office/drawing/2016/5/10/chartex" xmlns:cx5="http://schemas.microsoft.com/office/drawing/2016/5/11/chartex" xmlns:cx6="http://schemas.microsoft.com/office/drawing/2016/5/12/chartex" xmlns:cx7="http://schemas.microsoft.com/office/drawing/2016/5/13/chartex" xmlns:cx8="http://schemas.microsoft.com/office/drawing/2016/5/14/chartex" xmlns:mc="http://schemas.openxmlformats.org/markup-compatibility/2006" xmlns:aink="http://schemas.microsoft.com/office/drawing/2016/ink" xmlns:am3d="http://schemas.microsoft.com/office/drawing/2017/model3d" xmlns:o="urn:schemas-microsoft-com:office:office" xmlns:r="http://schemas.openxmlformats.org/officeDocument/2006/relationships" xmlns:m="http://schemas.openxmlformats.org/officeDocument/2006/math" xmlns:v="urn:schemas-microsoft-com:vml" xmlns:wp14="http://schemas.microsoft.com/office/word/2010/wordprocessingDrawing" xmlns:wp="http://schemas.openxmlformats.org/drawingml/2006/wordprocessingDrawing" xmlns:w10="urn:schemas-microsoft-com:office:word" xmlns:w="http://schemas.openxmlformats.org/wordprocessingml/2006/main" xmlns:w14="http://schemas.microsoft.com/office/word/2010/wordml" xmlns:w15="http://schemas.microsoft.com/office/word/2012/wordml" xmlns:w16cex="http://schemas.microsoft.com/office/word/2018/wordml/cex" xmlns:w16cid="http://schemas.microsoft.com/office/word/2016/wordml/cid" xmlns:w16="http://schemas.microsoft.com/office/word/2018/wordml" xmlns:w16sdtdh="http://schemas.microsoft.com/office/word/2020/wordml/sdtdatahash" xmlns:w16se="http://schemas.microsoft.com/office/word/2015/wordml/symex" xmlns:wpg="http://schemas.microsoft.com/office/word/2010/wordprocessingGroup" xmlns:wpi="http://schemas.microsoft.com/office/word/2010/wordprocessingInk" xmlns:wne="http://schemas.microsoft.com/office/word/2006/wordml" xmlns:wps="http://schemas.microsoft.com/office/word/2010/wordprocessingShape" mc:Ignorable="w14 w15 w16se w16cid w16 w16cex w16sdtdh wp14">
+<w:footnotes xmlns:wpc="http://schemas.microsoft.com/office/word/2010/wordprocessingCanvas" xmlns:cx="http://schemas.microsoft.com/office/drawing/2014/chartex" xmlns:cx1="http://schemas.microsoft.com/office/drawing/2015/9/8/chartex" xmlns:cx2="http://schemas.microsoft.com/office/drawing/2015/10/21/chartex" xmlns:cx3="http://schemas.microsoft.com/office/drawing/2016/5/9/chartex" xmlns:cx4="http://schemas.microsoft.com/office/drawing/2016/5/10/chartex" xmlns:cx5="http://schemas.microsoft.com/office/drawing/2016/5/11/chartex" xmlns:cx6="http://schemas.microsoft.com/office/drawing/2016/5/12/chartex" xmlns:cx7="http://schemas.microsoft.com/office/drawing/2016/5/13/chartex" xmlns:cx8="http://schemas.microsoft.com/office/drawing/2016/5/14/chartex" xmlns:mc="http://schemas.openxmlformats.org/markup-compatibility/2006" xmlns:aink="http://schemas.microsoft.com/office/drawing/2016/ink" xmlns:am3d="http://schemas.microsoft.com/office/drawing/2017/model3d" xmlns:o="urn:schemas-microsoft-com:office:office" xmlns:oel="http://schemas.microsoft.com/office/2019/extlst" xmlns:r="http://schemas.openxmlformats.org/officeDocument/2006/relationships" xmlns:m="http://schemas.openxmlformats.org/officeDocument/2006/math" xmlns:v="urn:schemas-microsoft-com:vml" xmlns:wp14="http://schemas.microsoft.com/office/word/2010/wordprocessingDrawing" xmlns:wp="http://schemas.openxmlformats.org/drawingml/2006/wordprocessingDrawing" xmlns:w10="urn:schemas-microsoft-com:office:word" xmlns:w="http://schemas.openxmlformats.org/wordprocessingml/2006/main" xmlns:w14="http://schemas.microsoft.com/office/word/2010/wordml" xmlns:w15="http://schemas.microsoft.com/office/word/2012/wordml" xmlns:w16cex="http://schemas.microsoft.com/office/word/2018/wordml/cex" xmlns:w16cid="http://schemas.microsoft.com/office/word/2016/wordml/cid" xmlns:w16="http://schemas.microsoft.com/office/word/2018/wordml" xmlns:w16du="http://schemas.microsoft.com/office/word/2023/wordml/word16du" xmlns:w16sdtdh="http://schemas.microsoft.com/office/word/2020/wordml/sdtdatahash" xmlns:w16sdtfl="http://schemas.microsoft.com/office/word/2024/wordml/sdtformatlock" xmlns:w16se="http://schemas.microsoft.com/office/word/2015/wordml/symex" xmlns:wpg="http://schemas.microsoft.com/office/word/2010/wordprocessingGroup" xmlns:wpi="http://schemas.microsoft.com/office/word/2010/wordprocessingInk" xmlns:wne="http://schemas.microsoft.com/office/word/2006/wordml" xmlns:wps="http://schemas.microsoft.com/office/word/2010/wordprocessingShape" mc:Ignorable="w14 w15 w16se w16cid w16 w16cex w16sdtdh w16sdtfl w16du wp14">
   <w:footnote w:type="separator" w:id="-1">
     <w:p>
       <w:pPr>
@@ -956,7 +898,7 @@
 </file>
 
 <file path=word/header1.xml><?xml version="1.0" encoding="utf-8"?>
-<w:hdr xmlns:wpc="http://schemas.microsoft.com/office/word/2010/wordprocessingCanvas" xmlns:cx="http://schemas.microsoft.com/office/drawing/2014/chartex" xmlns:cx1="http://schemas.microsoft.com/office/drawing/2015/9/8/chartex" xmlns:cx2="http://schemas.microsoft.com/office/drawing/2015/10/21/chartex" xmlns:cx3="http://schemas.microsoft.com/office/drawing/2016/5/9/chartex" xmlns:cx4="http://schemas.microsoft.com/office/drawing/2016/5/10/chartex" xmlns:cx5="http://schemas.microsoft.com/office/drawing/2016/5/11/chartex" xmlns:cx6="http://schemas.microsoft.com/office/drawing/2016/5/12/chartex" xmlns:cx7="http://schemas.microsoft.com/office/drawing/2016/5/13/chartex" xmlns:cx8="http://schemas.microsoft.com/office/drawing/2016/5/14/chartex" xmlns:mc="http://schemas.openxmlformats.org/markup-compatibility/2006" xmlns:aink="http://schemas.microsoft.com/office/drawing/2016/ink" xmlns:am3d="http://schemas.microsoft.com/office/drawing/2017/model3d" xmlns:o="urn:schemas-microsoft-com:office:office" xmlns:r="http://schemas.openxmlformats.org/officeDocument/2006/relationships" xmlns:m="http://schemas.openxmlformats.org/officeDocument/2006/math" xmlns:v="urn:schemas-microsoft-com:vml" xmlns:wp14="http://schemas.microsoft.com/office/word/2010/wordprocessingDrawing" xmlns:wp="http://schemas.openxmlformats.org/drawingml/2006/wordprocessingDrawing" xmlns:w10="urn:schemas-microsoft-com:office:word" xmlns:w="http://schemas.openxmlformats.org/wordprocessingml/2006/main" xmlns:w14="http://schemas.microsoft.com/office/word/2010/wordml" xmlns:w15="http://schemas.microsoft.com/office/word/2012/wordml" xmlns:w16cex="http://schemas.microsoft.com/office/word/2018/wordml/cex" xmlns:w16cid="http://schemas.microsoft.com/office/word/2016/wordml/cid" xmlns:w16="http://schemas.microsoft.com/office/word/2018/wordml" xmlns:w16sdtdh="http://schemas.microsoft.com/office/word/2020/wordml/sdtdatahash" xmlns:w16se="http://schemas.microsoft.com/office/word/2015/wordml/symex" xmlns:wpg="http://schemas.microsoft.com/office/word/2010/wordprocessingGroup" xmlns:wpi="http://schemas.microsoft.com/office/word/2010/wordprocessingInk" xmlns:wne="http://schemas.microsoft.com/office/word/2006/wordml" xmlns:wps="http://schemas.microsoft.com/office/word/2010/wordprocessingShape" mc:Ignorable="w14 w15 w16se w16cid w16 w16cex w16sdtdh wp14">
+<w:hdr xmlns:wpc="http://schemas.microsoft.com/office/word/2010/wordprocessingCanvas" xmlns:cx="http://schemas.microsoft.com/office/drawing/2014/chartex" xmlns:cx1="http://schemas.microsoft.com/office/drawing/2015/9/8/chartex" xmlns:cx2="http://schemas.microsoft.com/office/drawing/2015/10/21/chartex" xmlns:cx3="http://schemas.microsoft.com/office/drawing/2016/5/9/chartex" xmlns:cx4="http://schemas.microsoft.com/office/drawing/2016/5/10/chartex" xmlns:cx5="http://schemas.microsoft.com/office/drawing/2016/5/11/chartex" xmlns:cx6="http://schemas.microsoft.com/office/drawing/2016/5/12/chartex" xmlns:cx7="http://schemas.microsoft.com/office/drawing/2016/5/13/chartex" xmlns:cx8="http://schemas.microsoft.com/office/drawing/2016/5/14/chartex" xmlns:mc="http://schemas.openxmlformats.org/markup-compatibility/2006" xmlns:aink="http://schemas.microsoft.com/office/drawing/2016/ink" xmlns:am3d="http://schemas.microsoft.com/office/drawing/2017/model3d" xmlns:o="urn:schemas-microsoft-com:office:office" xmlns:oel="http://schemas.microsoft.com/office/2019/extlst" xmlns:r="http://schemas.openxmlformats.org/officeDocument/2006/relationships" xmlns:m="http://schemas.openxmlformats.org/officeDocument/2006/math" xmlns:v="urn:schemas-microsoft-com:vml" xmlns:wp14="http://schemas.microsoft.com/office/word/2010/wordprocessingDrawing" xmlns:wp="http://schemas.openxmlformats.org/drawingml/2006/wordprocessingDrawing" xmlns:w10="urn:schemas-microsoft-com:office:word" xmlns:w="http://schemas.openxmlformats.org/wordprocessingml/2006/main" xmlns:w14="http://schemas.microsoft.com/office/word/2010/wordml" xmlns:w15="http://schemas.microsoft.com/office/word/2012/wordml" xmlns:w16cex="http://schemas.microsoft.com/office/word/2018/wordml/cex" xmlns:w16cid="http://schemas.microsoft.com/office/word/2016/wordml/cid" xmlns:w16="http://schemas.microsoft.com/office/word/2018/wordml" xmlns:w16du="http://schemas.microsoft.com/office/word/2023/wordml/word16du" xmlns:w16sdtdh="http://schemas.microsoft.com/office/word/2020/wordml/sdtdatahash" xmlns:w16sdtfl="http://schemas.microsoft.com/office/word/2024/wordml/sdtformatlock" xmlns:w16se="http://schemas.microsoft.com/office/word/2015/wordml/symex" xmlns:wpg="http://schemas.microsoft.com/office/word/2010/wordprocessingGroup" xmlns:wpi="http://schemas.microsoft.com/office/word/2010/wordprocessingInk" xmlns:wne="http://schemas.microsoft.com/office/word/2006/wordml" xmlns:wps="http://schemas.microsoft.com/office/word/2010/wordprocessingShape" mc:Ignorable="w14 w15 w16se w16cid w16 w16cex w16sdtdh w16sdtfl w16du wp14">
   <w:p>
     <w:pPr>
       <w:pStyle w:val="Cabealho"/>
@@ -1026,7 +968,7 @@
 </file>
 
 <file path=word/styles.xml><?xml version="1.0" encoding="utf-8"?>
-<w:styles xmlns:mc="http://schemas.openxmlformats.org/markup-compatibility/2006" xmlns:r="http://schemas.openxmlformats.org/officeDocument/2006/relationships" xmlns:w="http://schemas.openxmlformats.org/wordprocessingml/2006/main" xmlns:w14="http://schemas.microsoft.com/office/word/2010/wordml" xmlns:w15="http://schemas.microsoft.com/office/word/2012/wordml" xmlns:w16cex="http://schemas.microsoft.com/office/word/2018/wordml/cex" xmlns:w16cid="http://schemas.microsoft.com/office/word/2016/wordml/cid" xmlns:w16="http://schemas.microsoft.com/office/word/2018/wordml" xmlns:w16sdtdh="http://schemas.microsoft.com/office/word/2020/wordml/sdtdatahash" xmlns:w16se="http://schemas.microsoft.com/office/word/2015/wordml/symex" mc:Ignorable="w14 w15 w16se w16cid w16 w16cex w16sdtdh">
+<w:styles xmlns:mc="http://schemas.openxmlformats.org/markup-compatibility/2006" xmlns:r="http://schemas.openxmlformats.org/officeDocument/2006/relationships" xmlns:w="http://schemas.openxmlformats.org/wordprocessingml/2006/main" xmlns:w14="http://schemas.microsoft.com/office/word/2010/wordml" xmlns:w15="http://schemas.microsoft.com/office/word/2012/wordml" xmlns:w16cex="http://schemas.microsoft.com/office/word/2018/wordml/cex" xmlns:w16cid="http://schemas.microsoft.com/office/word/2016/wordml/cid" xmlns:w16="http://schemas.microsoft.com/office/word/2018/wordml" xmlns:w16du="http://schemas.microsoft.com/office/word/2023/wordml/word16du" xmlns:w16sdtdh="http://schemas.microsoft.com/office/word/2020/wordml/sdtdatahash" xmlns:w16sdtfl="http://schemas.microsoft.com/office/word/2024/wordml/sdtformatlock" xmlns:w16se="http://schemas.microsoft.com/office/word/2015/wordml/symex" mc:Ignorable="w14 w15 w16se w16cid w16 w16cex w16sdtdh w16sdtfl w16du">
   <w:docDefaults>
     <w:rPrDefault>
       <w:rPr>
@@ -1148,6 +1090,7 @@
     <w:lsdException w:name="HTML Sample" w:semiHidden="1" w:unhideWhenUsed="1"/>
     <w:lsdException w:name="HTML Typewriter" w:semiHidden="1" w:unhideWhenUsed="1"/>
     <w:lsdException w:name="HTML Variable" w:semiHidden="1" w:unhideWhenUsed="1"/>
+    <w:lsdException w:name="Normal Table" w:semiHidden="1" w:unhideWhenUsed="1"/>
     <w:lsdException w:name="annotation subject" w:semiHidden="1" w:unhideWhenUsed="1"/>
     <w:lsdException w:name="No List" w:semiHidden="1" w:unhideWhenUsed="1"/>
     <w:lsdException w:name="Outline List 1" w:semiHidden="1" w:unhideWhenUsed="1"/>
@@ -1190,8 +1133,11 @@
     <w:lsdException w:name="Table Contemporary" w:semiHidden="1" w:unhideWhenUsed="1"/>
     <w:lsdException w:name="Table Elegant" w:semiHidden="1" w:unhideWhenUsed="1"/>
     <w:lsdException w:name="Table Professional" w:semiHidden="1" w:unhideWhenUsed="1"/>
+    <w:lsdException w:name="Table Subtle 1" w:semiHidden="1" w:unhideWhenUsed="1"/>
     <w:lsdException w:name="Table Subtle 2" w:semiHidden="1" w:unhideWhenUsed="1"/>
     <w:lsdException w:name="Table Web 1" w:semiHidden="1" w:unhideWhenUsed="1"/>
+    <w:lsdException w:name="Table Web 2" w:semiHidden="1" w:unhideWhenUsed="1"/>
+    <w:lsdException w:name="Table Web 3" w:semiHidden="1" w:unhideWhenUsed="1"/>
     <w:lsdException w:name="Balloon Text" w:semiHidden="1" w:unhideWhenUsed="1"/>
     <w:lsdException w:name="Table Grid" w:uiPriority="39"/>
     <w:lsdException w:name="Table Theme" w:semiHidden="1" w:unhideWhenUsed="1"/>
